--- a/public/projectplan_template.docx
+++ b/public/projectplan_template.docx
@@ -2950,6 +2950,11 @@
       </w:r>
     </w:p>
     <w:p>
+      <w:r>
+        <w:t>Ownership: see building permit.</w:t>
+      </w:r>
+    </w:p>
+    <w:p>
       <w:pPr>
         <w:pStyle w:val="Kop2"/>
       </w:pPr>
@@ -3931,6 +3936,20 @@
         <w:spacing w:before="240" w:after="240"/>
         <w:rPr>
           <w:i/>
+        </w:rPr>
+      </w:pPr>
+      <w:r>
+        <w:rPr>
+          <w:i/>
+        </w:rPr>
+        <w:t>Yes, see epd link.</w:t>
+      </w:r>
+    </w:p>
+    <w:p>
+      <w:pPr>
+        <w:spacing w:before="240" w:after="240"/>
+        <w:rPr>
+          <w:i/>
           <w:highlight w:val="yellow"/>
         </w:rPr>
       </w:pPr>
@@ -4035,6 +4054,17 @@
     <w:p>
       <w:pPr>
         <w:spacing w:before="240" w:after="240"/>
+      </w:pPr>
+      <w:r>
+        <w:t>Complies with building cod</w:t>
+      </w:r>
+      <w:r>
+        <w:t>e</w:t>
+      </w:r>
+    </w:p>
+    <w:p>
+      <w:pPr>
+        <w:spacing w:before="240" w:after="240"/>
         <w:rPr>
           <w:highlight w:val="yellow"/>
         </w:rPr>
@@ -4043,6 +4073,7 @@
         <w:rPr>
           <w:highlight w:val="yellow"/>
         </w:rPr>
+        <w:lastRenderedPageBreak/>
         <w:t>{sustAdaptationMin}</w:t>
       </w:r>
     </w:p>
@@ -4075,8 +4106,15 @@
         <w:rPr>
           <w:i/>
         </w:rPr>
-        <w:lastRenderedPageBreak/>
         <w:t>Sustainable Use and Protection of Water and Marine Resources</w:t>
+      </w:r>
+    </w:p>
+    <w:p>
+      <w:pPr>
+        <w:spacing w:before="240" w:after="240"/>
+      </w:pPr>
+      <w:r>
+        <w:t>Complies with building code</w:t>
       </w:r>
     </w:p>
     <w:p>
@@ -4128,6 +4166,14 @@
     <w:p>
       <w:pPr>
         <w:spacing w:before="240" w:after="240"/>
+      </w:pPr>
+      <w:r>
+        <w:t>Complies with building code</w:t>
+      </w:r>
+    </w:p>
+    <w:p>
+      <w:pPr>
+        <w:spacing w:before="240" w:after="240"/>
         <w:rPr>
           <w:highlight w:val="yellow"/>
         </w:rPr>
@@ -4179,6 +4225,17 @@
         </w:rPr>
       </w:pPr>
       <w:r>
+        <w:t>Complies with building code</w:t>
+      </w:r>
+    </w:p>
+    <w:p>
+      <w:pPr>
+        <w:spacing w:before="240" w:after="240"/>
+        <w:rPr>
+          <w:highlight w:val="yellow"/>
+        </w:rPr>
+      </w:pPr>
+      <w:r>
         <w:rPr>
           <w:highlight w:val="yellow"/>
         </w:rPr>
@@ -4215,6 +4272,22 @@
           <w:i/>
         </w:rPr>
         <w:t>Protection and Restoration of Biodiversity and Ecosystems</w:t>
+      </w:r>
+    </w:p>
+    <w:p>
+      <w:pPr>
+        <w:spacing w:before="240" w:after="240"/>
+        <w:rPr>
+          <w:i/>
+        </w:rPr>
+      </w:pPr>
+    </w:p>
+    <w:p>
+      <w:pPr>
+        <w:spacing w:before="240" w:after="240"/>
+      </w:pPr>
+      <w:r>
+        <w:t>Complies with building code</w:t>
       </w:r>
     </w:p>
     <w:p>

--- a/public/projectplan_template.docx
+++ b/public/projectplan_template.docx
@@ -71,27 +71,6 @@
         </w:rPr>
         <w:t>Project plan for long-term sequestration of CO2 in {buildingCategory}</w:t>
       </w:r>
-    </w:p>
-    <w:p>
-      <w:pPr>
-        <w:rPr>
-          <w:i/>
-        </w:rPr>
-      </w:pPr>
-    </w:p>
-    <w:p>
-      <w:pPr>
-        <w:rPr>
-          <w:i/>
-        </w:rPr>
-      </w:pPr>
-    </w:p>
-    <w:p>
-      <w:pPr>
-        <w:rPr>
-          <w:i/>
-        </w:rPr>
-      </w:pPr>
     </w:p>
     <w:p>
       <w:pPr>
@@ -973,14 +952,7 @@
         <w:rPr>
           <w:b/>
         </w:rPr>
-        <w:t xml:space="preserve"> Oncra Certification Protocol for Biobased </w:t>
-      </w:r>
-      <w:r>
-        <w:rPr>
-          <w:b/>
-        </w:rPr>
-        <w:lastRenderedPageBreak/>
-        <w:t>Buildings v1.0</w:t>
+        <w:t xml:space="preserve"> Oncra Certification Protocol for Biobased Buildings v1.0</w:t>
       </w:r>
       <w:r>
         <w:t xml:space="preserve">, this project plan does not address potential avoided or reduced emissions (substitution effects) by replacing traditional building materials and processes with biobased alternatives. The project plan concerns </w:t>
@@ -1003,6 +975,7 @@
         <w:jc w:val="both"/>
       </w:pPr>
       <w:r>
+        <w:lastRenderedPageBreak/>
         <w:t>{ownSpecifications}</w:t>
       </w:r>
     </w:p>
@@ -2967,7 +2940,6 @@
         <w:t>{scope}</w:t>
       </w:r>
     </w:p>
-    <w:p/>
     <w:p>
       <w:pPr>
         <w:pStyle w:val="Kop2"/>
@@ -2988,7 +2960,6 @@
         <w:t>Afronding project: {timelineEnddate}</w:t>
       </w:r>
     </w:p>
-    <w:p/>
     <w:p>
       <w:pPr>
         <w:pStyle w:val="Kop2"/>
@@ -3840,13 +3811,6 @@
     </w:p>
     <w:p>
       <w:pPr>
-        <w:rPr>
-          <w:i/>
-        </w:rPr>
-      </w:pPr>
-    </w:p>
-    <w:p>
-      <w:pPr>
         <w:pStyle w:val="Kop2"/>
         <w:spacing w:before="240" w:after="240"/>
       </w:pPr>
@@ -3889,15 +3853,13 @@
         </w:rPr>
         <w:t>{additionalitySubsidy}</w:t>
       </w:r>
-    </w:p>
-    <w:p>
-      <w:pPr>
-        <w:spacing w:before="240" w:after="240"/>
+      <w:r>
         <w:rPr>
           <w:i/>
           <w:highlight w:val="yellow"/>
         </w:rPr>
-      </w:pPr>
+        <w:t xml:space="preserve"> </w:t>
+      </w:r>
       <w:r>
         <w:rPr>
           <w:i/>
@@ -3958,32 +3920,16 @@
           <w:i/>
           <w:highlight w:val="yellow"/>
         </w:rPr>
-        <w:t>{lifespanCompliance}</w:t>
-      </w:r>
-    </w:p>
-    <w:p>
-      <w:pPr>
-        <w:spacing w:before="240" w:after="240"/>
-        <w:rPr>
-          <w:i/>
-          <w:highlight w:val="yellow"/>
-        </w:rPr>
-      </w:pPr>
-      <w:r>
-        <w:rPr>
-          <w:i/>
-          <w:highlight w:val="yellow"/>
-        </w:rPr>
-        <w:t>{lifespanSource}</w:t>
-      </w:r>
+        <w:t>{lifespanCompliance}{lifespanSource}</w:t>
+      </w:r>
+      <w:bookmarkStart w:id="22" w:name="_heading=h.igtvd0vsiwsp" w:colFirst="0" w:colLast="0"/>
+      <w:bookmarkEnd w:id="22"/>
     </w:p>
     <w:p>
       <w:pPr>
         <w:pStyle w:val="Kop2"/>
         <w:spacing w:before="240" w:after="240"/>
       </w:pPr>
-      <w:bookmarkStart w:id="22" w:name="_heading=h.igtvd0vsiwsp" w:colFirst="0" w:colLast="0"/>
-      <w:bookmarkEnd w:id="22"/>
       <w:r>
         <w:t>Sustainability</w:t>
       </w:r>
@@ -4073,17 +4019,14 @@
         <w:rPr>
           <w:highlight w:val="yellow"/>
         </w:rPr>
-        <w:lastRenderedPageBreak/>
         <w:t>{sustAdaptationMin}</w:t>
       </w:r>
-    </w:p>
-    <w:p>
-      <w:pPr>
-        <w:spacing w:before="240" w:after="240"/>
+      <w:r>
         <w:rPr>
           <w:highlight w:val="yellow"/>
         </w:rPr>
-      </w:pPr>
+        <w:t xml:space="preserve"> </w:t>
+      </w:r>
       <w:r>
         <w:rPr>
           <w:highlight w:val="yellow"/>
@@ -4128,16 +4071,15 @@
         <w:rPr>
           <w:highlight w:val="yellow"/>
         </w:rPr>
+        <w:lastRenderedPageBreak/>
         <w:t>{sustWaterMin}</w:t>
       </w:r>
-    </w:p>
-    <w:p>
-      <w:pPr>
-        <w:spacing w:before="240" w:after="240"/>
+      <w:r>
         <w:rPr>
           <w:highlight w:val="yellow"/>
         </w:rPr>
-      </w:pPr>
+        <w:t xml:space="preserve"> </w:t>
+      </w:r>
       <w:r>
         <w:rPr>
           <w:highlight w:val="yellow"/>
@@ -4184,14 +4126,12 @@
         </w:rPr>
         <w:t>{sustCircularMin}</w:t>
       </w:r>
-    </w:p>
-    <w:p>
-      <w:pPr>
-        <w:spacing w:before="240" w:after="240"/>
+      <w:r>
         <w:rPr>
           <w:highlight w:val="yellow"/>
         </w:rPr>
-      </w:pPr>
+        <w:t xml:space="preserve"> </w:t>
+      </w:r>
       <w:r>
         <w:rPr>
           <w:highlight w:val="yellow"/>
@@ -4241,14 +4181,12 @@
         </w:rPr>
         <w:t>{sustPollutionMin}</w:t>
       </w:r>
-    </w:p>
-    <w:p>
-      <w:pPr>
-        <w:spacing w:before="240" w:after="240"/>
+      <w:r>
         <w:rPr>
           <w:highlight w:val="yellow"/>
         </w:rPr>
-      </w:pPr>
+        <w:t xml:space="preserve"> </w:t>
+      </w:r>
       <w:r>
         <w:rPr>
           <w:highlight w:val="yellow"/>
@@ -4277,22 +4215,14 @@
     <w:p>
       <w:pPr>
         <w:spacing w:before="240" w:after="240"/>
-        <w:rPr>
-          <w:i/>
-        </w:rPr>
-      </w:pPr>
+      </w:pPr>
+      <w:r>
+        <w:t>Complies with building code</w:t>
+      </w:r>
     </w:p>
     <w:p>
       <w:pPr>
         <w:spacing w:before="240" w:after="240"/>
-      </w:pPr>
-      <w:r>
-        <w:t>Complies with building code</w:t>
-      </w:r>
-    </w:p>
-    <w:p>
-      <w:pPr>
-        <w:spacing w:before="240" w:after="240"/>
         <w:rPr>
           <w:highlight w:val="yellow"/>
         </w:rPr>
@@ -4303,14 +4233,12 @@
         </w:rPr>
         <w:t>{sustBiodiversityMin}</w:t>
       </w:r>
-    </w:p>
-    <w:p>
-      <w:pPr>
-        <w:spacing w:before="240" w:after="240"/>
+      <w:r>
         <w:rPr>
           <w:highlight w:val="yellow"/>
         </w:rPr>
-      </w:pPr>
+        <w:t xml:space="preserve"> </w:t>
+      </w:r>
       <w:r>
         <w:rPr>
           <w:highlight w:val="yellow"/>
